--- a/backend/templates/09_Full_Diagnostic_Report.docx
+++ b/backend/templates/09_Full_Diagnostic_Report.docx
@@ -894,6 +894,9 @@
   <w:style w:type="paragraph" w:default="1" w:styleId="Normal">
     <w:name w:val="Normal"/>
     <w:qFormat/>
+    <w:pPr>
+      <w:spacing w:after="200"/>
+    </w:pPr>
   </w:style>
   <w:style w:type="paragraph" w:styleId="Heading1">
     <w:name w:val="heading 1"/>

--- a/backend/templates/09_Full_Diagnostic_Report.docx
+++ b/backend/templates/09_Full_Diagnostic_Report.docx
@@ -186,7 +186,7 @@
           <w:sz w:val="18"/>
           <w:szCs w:val="18"/>
         </w:rPr>
-        <w:t>George DeVries &amp; Alfonso Cordon  |  BaxterLabs Advisory</w:t>
+        <w:t>[LEAD_PARTNER_NAME] &amp; [SECOND_PARTNER_NAME]  |  BaxterLabs Advisory</w:t>
       </w:r>
     </w:p>
     <w:p>

--- a/backend/templates/09_Full_Diagnostic_Report.docx
+++ b/backend/templates/09_Full_Diagnostic_Report.docx
@@ -124,7 +124,7 @@
           <w:sz w:val="24"/>
           <w:szCs w:val="24"/>
         </w:rPr>
-        <w:t>14-Day Profit Leak &amp; Operational Efficiency Diagnostic</w:t>
+        <w:t>Profit Leak &amp; Operational Efficiency Diagnostic</w:t>
       </w:r>
     </w:p>
     <w:p>
